--- a/docs/ED PINTURA.docx
+++ b/docs/ED PINTURA.docx
@@ -855,46 +855,6 @@
         </w:rPr>
         <w:t xml:space="preserve"> GRUPO 1: 521, GRUPO 2: 598/551, GRUPO 3: 226/291</w:t>
       </w:r>
-    </w:p>
-    <w:p>
-      <w:pPr>
-        <w:spacing w:after="0"/>
-        <w:rPr>
-          <w:sz w:val="28"/>
-          <w:szCs w:val="28"/>
-          <w:lang w:eastAsia="pt-BR"/>
-        </w:rPr>
-      </w:pPr>
-    </w:p>
-    <w:p>
-      <w:pPr>
-        <w:spacing w:after="0"/>
-        <w:rPr>
-          <w:sz w:val="28"/>
-          <w:szCs w:val="28"/>
-          <w:lang w:eastAsia="pt-BR"/>
-        </w:rPr>
-      </w:pPr>
-    </w:p>
-    <w:p>
-      <w:pPr>
-        <w:spacing w:after="0"/>
-        <w:rPr>
-          <w:color w:val="000000" w:themeColor="text1"/>
-          <w:sz w:val="28"/>
-          <w:szCs w:val="28"/>
-        </w:rPr>
-      </w:pPr>
-    </w:p>
-    <w:p>
-      <w:pPr>
-        <w:spacing w:after="0"/>
-        <w:rPr>
-          <w:color w:val="000000" w:themeColor="text1"/>
-          <w:sz w:val="28"/>
-          <w:szCs w:val="28"/>
-        </w:rPr>
-      </w:pPr>
     </w:p>
     <w:sectPr>
       <w:pgSz w:w="11906" w:h="16838"/>

--- a/docs/ED PINTURA.docx
+++ b/docs/ED PINTURA.docx
@@ -12,245 +12,6 @@
           <w:szCs w:val="28"/>
         </w:rPr>
       </w:pPr>
-    </w:p>
-    <w:p>
-      <w:pPr>
-        <w:pStyle w:val="PargrafodaLista"/>
-        <w:numPr>
-          <w:ilvl w:val="0"/>
-          <w:numId w:val="1"/>
-        </w:numPr>
-        <w:rPr>
-          <w:color w:val="000000" w:themeColor="text1"/>
-          <w:sz w:val="28"/>
-          <w:szCs w:val="28"/>
-        </w:rPr>
-      </w:pPr>
-      <w:r>
-        <w:rPr>
-          <w:color w:val="000000" w:themeColor="text1"/>
-          <w:sz w:val="28"/>
-          <w:szCs w:val="28"/>
-        </w:rPr>
-        <w:t xml:space="preserve">Dashboard V3 (alerta forte) </w:t>
-      </w:r>
-    </w:p>
-    <w:p>
-      <w:pPr>
-        <w:pStyle w:val="PargrafodaLista"/>
-        <w:numPr>
-          <w:ilvl w:val="0"/>
-          <w:numId w:val="1"/>
-        </w:numPr>
-        <w:rPr>
-          <w:color w:val="000000" w:themeColor="text1"/>
-          <w:sz w:val="28"/>
-          <w:szCs w:val="28"/>
-        </w:rPr>
-      </w:pPr>
-      <w:r>
-        <w:rPr>
-          <w:color w:val="000000" w:themeColor="text1"/>
-          <w:sz w:val="28"/>
-          <w:szCs w:val="28"/>
-        </w:rPr>
-        <w:t xml:space="preserve">Relatório diário (PDF) </w:t>
-      </w:r>
-    </w:p>
-    <w:p>
-      <w:pPr>
-        <w:pStyle w:val="PargrafodaLista"/>
-        <w:numPr>
-          <w:ilvl w:val="0"/>
-          <w:numId w:val="1"/>
-        </w:numPr>
-        <w:rPr>
-          <w:color w:val="000000" w:themeColor="text1"/>
-          <w:sz w:val="28"/>
-          <w:szCs w:val="28"/>
-        </w:rPr>
-      </w:pPr>
-      <w:r>
-        <w:rPr>
-          <w:color w:val="000000" w:themeColor="text1"/>
-          <w:sz w:val="28"/>
-          <w:szCs w:val="28"/>
-        </w:rPr>
-        <w:t xml:space="preserve">Histórico avançado </w:t>
-      </w:r>
-    </w:p>
-    <w:p>
-      <w:pPr>
-        <w:pStyle w:val="PargrafodaLista"/>
-        <w:numPr>
-          <w:ilvl w:val="0"/>
-          <w:numId w:val="1"/>
-        </w:numPr>
-        <w:rPr>
-          <w:color w:val="000000" w:themeColor="text1"/>
-          <w:sz w:val="28"/>
-          <w:szCs w:val="28"/>
-        </w:rPr>
-      </w:pPr>
-      <w:r>
-        <w:rPr>
-          <w:color w:val="000000" w:themeColor="text1"/>
-          <w:sz w:val="28"/>
-          <w:szCs w:val="28"/>
-        </w:rPr>
-        <w:t xml:space="preserve">Indicadores simples </w:t>
-      </w:r>
-    </w:p>
-    <w:p>
-      <w:pPr>
-        <w:pStyle w:val="PargrafodaLista"/>
-        <w:numPr>
-          <w:ilvl w:val="0"/>
-          <w:numId w:val="1"/>
-        </w:numPr>
-        <w:rPr>
-          <w:color w:val="000000" w:themeColor="text1"/>
-          <w:sz w:val="28"/>
-          <w:szCs w:val="28"/>
-        </w:rPr>
-      </w:pPr>
-      <w:r>
-        <w:rPr>
-          <w:color w:val="000000" w:themeColor="text1"/>
-          <w:sz w:val="28"/>
-          <w:szCs w:val="28"/>
-        </w:rPr>
-        <w:t xml:space="preserve">Observações estruturadas </w:t>
-      </w:r>
-    </w:p>
-    <w:p>
-      <w:pPr>
-        <w:pStyle w:val="PargrafodaLista"/>
-        <w:numPr>
-          <w:ilvl w:val="0"/>
-          <w:numId w:val="1"/>
-        </w:numPr>
-        <w:rPr>
-          <w:color w:val="000000" w:themeColor="text1"/>
-          <w:sz w:val="28"/>
-          <w:szCs w:val="28"/>
-        </w:rPr>
-      </w:pPr>
-      <w:r>
-        <w:rPr>
-          <w:color w:val="000000" w:themeColor="text1"/>
-          <w:sz w:val="28"/>
-          <w:szCs w:val="28"/>
-        </w:rPr>
-        <w:t xml:space="preserve">Usuários </w:t>
-      </w:r>
-    </w:p>
-    <w:p>
-      <w:pPr>
-        <w:pStyle w:val="PargrafodaLista"/>
-        <w:numPr>
-          <w:ilvl w:val="0"/>
-          <w:numId w:val="1"/>
-        </w:numPr>
-        <w:rPr>
-          <w:color w:val="000000" w:themeColor="text1"/>
-          <w:sz w:val="28"/>
-          <w:szCs w:val="28"/>
-        </w:rPr>
-      </w:pPr>
-      <w:r>
-        <w:rPr>
-          <w:color w:val="000000" w:themeColor="text1"/>
-          <w:sz w:val="28"/>
-          <w:szCs w:val="28"/>
-        </w:rPr>
-        <w:t xml:space="preserve">UX/performance </w:t>
-      </w:r>
-    </w:p>
-    <w:p>
-      <w:pPr>
-        <w:pStyle w:val="PargrafodaLista"/>
-        <w:numPr>
-          <w:ilvl w:val="0"/>
-          <w:numId w:val="1"/>
-        </w:numPr>
-        <w:rPr>
-          <w:color w:val="000000" w:themeColor="text1"/>
-          <w:sz w:val="28"/>
-          <w:szCs w:val="28"/>
-        </w:rPr>
-      </w:pPr>
-      <w:r>
-        <w:rPr>
-          <w:color w:val="000000" w:themeColor="text1"/>
-          <w:sz w:val="28"/>
-          <w:szCs w:val="28"/>
-        </w:rPr>
-        <w:t xml:space="preserve">Exportações </w:t>
-      </w:r>
-    </w:p>
-    <w:p>
-      <w:pPr>
-        <w:pStyle w:val="PargrafodaLista"/>
-        <w:numPr>
-          <w:ilvl w:val="0"/>
-          <w:numId w:val="1"/>
-        </w:numPr>
-        <w:spacing w:after="0"/>
-        <w:rPr>
-          <w:color w:val="000000" w:themeColor="text1"/>
-          <w:sz w:val="28"/>
-          <w:szCs w:val="28"/>
-        </w:rPr>
-      </w:pPr>
-      <w:r>
-        <w:rPr>
-          <w:color w:val="000000" w:themeColor="text1"/>
-          <w:sz w:val="28"/>
-          <w:szCs w:val="28"/>
-        </w:rPr>
-        <w:t>Inteligência</w:t>
-      </w:r>
-    </w:p>
-    <w:p>
-      <w:pPr>
-        <w:spacing w:after="0"/>
-        <w:rPr>
-          <w:color w:val="000000" w:themeColor="text1"/>
-          <w:sz w:val="28"/>
-          <w:szCs w:val="28"/>
-        </w:rPr>
-      </w:pPr>
-    </w:p>
-    <w:p>
-      <w:pPr>
-        <w:spacing w:after="0"/>
-        <w:rPr>
-          <w:color w:val="000000" w:themeColor="text1"/>
-          <w:sz w:val="28"/>
-          <w:szCs w:val="28"/>
-        </w:rPr>
-      </w:pPr>
-    </w:p>
-    <w:p>
-      <w:pPr>
-        <w:spacing w:after="0"/>
-        <w:ind w:left="360"/>
-        <w:rPr>
-          <w:color w:val="000000" w:themeColor="text1"/>
-          <w:sz w:val="28"/>
-          <w:szCs w:val="28"/>
-        </w:rPr>
-      </w:pPr>
-      <w:r>
-        <w:rPr>
-          <w:color w:val="000000" w:themeColor="text1"/>
-          <w:sz w:val="28"/>
-          <w:szCs w:val="28"/>
-          <w:highlight w:val="lightGray"/>
-        </w:rPr>
-        <w:t>Dashboard = data inicial e final</w:t>
-      </w:r>
     </w:p>
     <w:p>
       <w:pPr>
@@ -353,7 +114,6 @@
         </w:rPr>
         <w:t xml:space="preserve">Filtro operacional: Data inicial </w:t>
       </w:r>
-      <w:proofErr w:type="gramStart"/>
       <w:r>
         <w:rPr>
           <w:rFonts w:ascii="IBM Plex Sans" w:eastAsia="Times New Roman" w:hAnsi="IBM Plex Sans" w:cs="Times New Roman"/>
@@ -366,9 +126,8 @@
           <w:lang w:eastAsia="pt-BR"/>
           <w14:ligatures w14:val="none"/>
         </w:rPr>
-        <w:t>e Final</w:t>
-      </w:r>
-      <w:proofErr w:type="gramEnd"/>
+        <w:t>e final</w:t>
+      </w:r>
     </w:p>
     <w:p>
       <w:pPr>
@@ -392,16 +151,14 @@
         </w:rPr>
         <w:t xml:space="preserve">Quem </w:t>
       </w:r>
-      <w:proofErr w:type="spellStart"/>
-      <w:r>
-        <w:rPr>
-          <w:color w:val="000000" w:themeColor="text1"/>
-          <w:sz w:val="28"/>
-          <w:szCs w:val="28"/>
-        </w:rPr>
-        <w:t>inicar</w:t>
-      </w:r>
-      <w:proofErr w:type="spellEnd"/>
+      <w:r>
+        <w:rPr>
+          <w:color w:val="000000" w:themeColor="text1"/>
+          <w:sz w:val="28"/>
+          <w:szCs w:val="28"/>
+        </w:rPr>
+        <w:t>iniciar</w:t>
+      </w:r>
       <w:r>
         <w:rPr>
           <w:color w:val="000000" w:themeColor="text1"/>
@@ -418,16 +175,14 @@
         </w:rPr>
         <w:t xml:space="preserve">cada um encerra o seu </w:t>
       </w:r>
-      <w:proofErr w:type="spellStart"/>
-      <w:r>
-        <w:rPr>
-          <w:color w:val="000000" w:themeColor="text1"/>
-          <w:sz w:val="28"/>
-          <w:szCs w:val="28"/>
-        </w:rPr>
-        <w:t>relatorio</w:t>
-      </w:r>
-      <w:proofErr w:type="spellEnd"/>
+      <w:r>
+        <w:rPr>
+          <w:color w:val="000000" w:themeColor="text1"/>
+          <w:sz w:val="28"/>
+          <w:szCs w:val="28"/>
+        </w:rPr>
+        <w:t>relatório</w:t>
+      </w:r>
       <w:r>
         <w:rPr>
           <w:color w:val="000000" w:themeColor="text1"/>
@@ -590,7 +345,7 @@
         <w:rPr>
           <w:sz w:val="28"/>
           <w:szCs w:val="28"/>
-          <w:highlight w:val="yellow"/>
+          <w:highlight w:val="green"/>
           <w:lang w:eastAsia="pt-BR"/>
         </w:rPr>
       </w:pPr>
@@ -600,6 +355,7 @@
           <w:bCs/>
           <w:sz w:val="28"/>
           <w:szCs w:val="28"/>
+          <w:highlight w:val="green"/>
           <w:lang w:eastAsia="pt-BR"/>
         </w:rPr>
         <w:t>Faixa esperada:</w:t>
@@ -608,6 +364,7 @@
         <w:rPr>
           <w:sz w:val="28"/>
           <w:szCs w:val="28"/>
+          <w:highlight w:val="green"/>
           <w:lang w:eastAsia="pt-BR"/>
         </w:rPr>
         <w:t xml:space="preserve"> Editável, deixar congelado até algum condutor alterar.</w:t>
@@ -619,13 +376,15 @@
         <w:rPr>
           <w:sz w:val="28"/>
           <w:szCs w:val="28"/>
-          <w:lang w:eastAsia="pt-BR"/>
-        </w:rPr>
-      </w:pPr>
-      <w:r>
-        <w:rPr>
-          <w:sz w:val="28"/>
-          <w:szCs w:val="28"/>
+          <w:highlight w:val="green"/>
+          <w:lang w:eastAsia="pt-BR"/>
+        </w:rPr>
+      </w:pPr>
+      <w:r>
+        <w:rPr>
+          <w:sz w:val="28"/>
+          <w:szCs w:val="28"/>
+          <w:highlight w:val="green"/>
           <w:lang w:eastAsia="pt-BR"/>
         </w:rPr>
         <w:t>Zona 1 até 6: G1, G2...</w:t>
@@ -637,13 +396,15 @@
         <w:rPr>
           <w:sz w:val="28"/>
           <w:szCs w:val="28"/>
-          <w:lang w:eastAsia="pt-BR"/>
-        </w:rPr>
-      </w:pPr>
-      <w:r>
-        <w:rPr>
-          <w:sz w:val="28"/>
-          <w:szCs w:val="28"/>
+          <w:highlight w:val="green"/>
+          <w:lang w:eastAsia="pt-BR"/>
+        </w:rPr>
+      </w:pPr>
+      <w:r>
+        <w:rPr>
+          <w:sz w:val="28"/>
+          <w:szCs w:val="28"/>
+          <w:highlight w:val="green"/>
           <w:lang w:eastAsia="pt-BR"/>
         </w:rPr>
         <w:t xml:space="preserve">Zona 7 = V1, </w:t>
@@ -655,13 +416,15 @@
         <w:rPr>
           <w:sz w:val="28"/>
           <w:szCs w:val="28"/>
-          <w:lang w:eastAsia="pt-BR"/>
-        </w:rPr>
-      </w:pPr>
-      <w:r>
-        <w:rPr>
-          <w:sz w:val="28"/>
-          <w:szCs w:val="28"/>
+          <w:highlight w:val="green"/>
+          <w:lang w:eastAsia="pt-BR"/>
+        </w:rPr>
+      </w:pPr>
+      <w:r>
+        <w:rPr>
+          <w:sz w:val="28"/>
+          <w:szCs w:val="28"/>
+          <w:highlight w:val="green"/>
           <w:lang w:eastAsia="pt-BR"/>
         </w:rPr>
         <w:t>ZONA 8 = G7 até G10</w:t>
@@ -680,6 +443,7 @@
         <w:rPr>
           <w:sz w:val="28"/>
           <w:szCs w:val="28"/>
+          <w:highlight w:val="green"/>
           <w:lang w:eastAsia="pt-BR"/>
         </w:rPr>
         <w:t>ZONA 12 = V2</w:t>
@@ -725,16 +489,14 @@
         </w:rPr>
         <w:t xml:space="preserve">São 5 modelos, cada modelo é preciso registrar </w:t>
       </w:r>
-      <w:proofErr w:type="gramStart"/>
-      <w:r>
-        <w:rPr>
-          <w:sz w:val="28"/>
-          <w:szCs w:val="28"/>
-          <w:lang w:eastAsia="pt-BR"/>
-        </w:rPr>
-        <w:t>ás</w:t>
-      </w:r>
-      <w:proofErr w:type="gramEnd"/>
+      <w:r>
+        <w:rPr>
+          <w:sz w:val="28"/>
+          <w:szCs w:val="28"/>
+          <w:lang w:eastAsia="pt-BR"/>
+        </w:rPr>
+        <w:t>às</w:t>
+      </w:r>
       <w:r>
         <w:rPr>
           <w:sz w:val="28"/>
@@ -751,16 +513,14 @@
         </w:rPr>
         <w:t xml:space="preserve">, </w:t>
       </w:r>
-      <w:proofErr w:type="spellStart"/>
-      <w:r>
-        <w:rPr>
-          <w:sz w:val="28"/>
-          <w:szCs w:val="28"/>
-          <w:lang w:eastAsia="pt-BR"/>
-        </w:rPr>
-        <w:t>obs</w:t>
-      </w:r>
-      <w:proofErr w:type="spellEnd"/>
+      <w:r>
+        <w:rPr>
+          <w:sz w:val="28"/>
+          <w:szCs w:val="28"/>
+          <w:lang w:eastAsia="pt-BR"/>
+        </w:rPr>
+        <w:t>obs.</w:t>
+      </w:r>
       <w:r>
         <w:rPr>
           <w:sz w:val="28"/>
@@ -829,24 +589,14 @@
         </w:rPr>
         <w:t xml:space="preserve"> </w:t>
       </w:r>
-      <w:proofErr w:type="gramStart"/>
-      <w:r>
-        <w:rPr>
-          <w:sz w:val="28"/>
-          <w:szCs w:val="28"/>
-          <w:lang w:eastAsia="pt-BR"/>
-        </w:rPr>
-        <w:t xml:space="preserve">abas </w:t>
-      </w:r>
-      <w:r>
-        <w:rPr>
-          <w:sz w:val="28"/>
-          <w:szCs w:val="28"/>
-          <w:lang w:eastAsia="pt-BR"/>
-        </w:rPr>
-        <w:t>,</w:t>
-      </w:r>
-      <w:proofErr w:type="gramEnd"/>
+      <w:r>
+        <w:rPr>
+          <w:sz w:val="28"/>
+          <w:szCs w:val="28"/>
+          <w:lang w:eastAsia="pt-BR"/>
+        </w:rPr>
+        <w:t>abas,</w:t>
+      </w:r>
       <w:r>
         <w:rPr>
           <w:sz w:val="28"/>
@@ -854,6 +604,236 @@
           <w:lang w:eastAsia="pt-BR"/>
         </w:rPr>
         <w:t xml:space="preserve"> GRUPO 1: 521, GRUPO 2: 598/551, GRUPO 3: 226/291</w:t>
+      </w:r>
+    </w:p>
+    <w:p>
+      <w:pPr>
+        <w:spacing w:after="0"/>
+        <w:rPr>
+          <w:sz w:val="28"/>
+          <w:szCs w:val="28"/>
+          <w:lang w:eastAsia="pt-BR"/>
+        </w:rPr>
+      </w:pPr>
+    </w:p>
+    <w:p>
+      <w:pPr>
+        <w:spacing w:after="0"/>
+        <w:rPr>
+          <w:sz w:val="28"/>
+          <w:szCs w:val="28"/>
+          <w:lang w:eastAsia="pt-BR"/>
+        </w:rPr>
+      </w:pPr>
+    </w:p>
+    <w:p>
+      <w:pPr>
+        <w:pStyle w:val="PargrafodaLista"/>
+        <w:numPr>
+          <w:ilvl w:val="0"/>
+          <w:numId w:val="4"/>
+        </w:numPr>
+        <w:spacing w:after="0"/>
+        <w:rPr>
+          <w:sz w:val="28"/>
+          <w:szCs w:val="28"/>
+          <w:lang w:eastAsia="pt-BR"/>
+        </w:rPr>
+      </w:pPr>
+      <w:r>
+        <w:rPr>
+          <w:sz w:val="28"/>
+          <w:szCs w:val="28"/>
+          <w:lang w:eastAsia="pt-BR"/>
+        </w:rPr>
+        <w:t>NOME MÓDULO PARA “CONTROLE”</w:t>
+      </w:r>
+    </w:p>
+    <w:p>
+      <w:pPr>
+        <w:pStyle w:val="PargrafodaLista"/>
+        <w:numPr>
+          <w:ilvl w:val="0"/>
+          <w:numId w:val="4"/>
+        </w:numPr>
+        <w:spacing w:after="0"/>
+        <w:rPr>
+          <w:sz w:val="28"/>
+          <w:szCs w:val="28"/>
+          <w:lang w:eastAsia="pt-BR"/>
+        </w:rPr>
+      </w:pPr>
+      <w:r>
+        <w:rPr>
+          <w:sz w:val="28"/>
+          <w:szCs w:val="28"/>
+          <w:lang w:eastAsia="pt-BR"/>
+        </w:rPr>
+        <w:t>PTED até temperatura forno até aspecto.</w:t>
+      </w:r>
+    </w:p>
+    <w:p>
+      <w:pPr>
+        <w:pStyle w:val="PargrafodaLista"/>
+        <w:numPr>
+          <w:ilvl w:val="0"/>
+          <w:numId w:val="4"/>
+        </w:numPr>
+        <w:spacing w:after="0"/>
+        <w:rPr>
+          <w:sz w:val="28"/>
+          <w:szCs w:val="28"/>
+          <w:lang w:eastAsia="pt-BR"/>
+        </w:rPr>
+      </w:pPr>
+      <w:r>
+        <w:rPr>
+          <w:sz w:val="28"/>
+          <w:szCs w:val="28"/>
+          <w:lang w:eastAsia="pt-BR"/>
+        </w:rPr>
+        <w:t xml:space="preserve">Rugosidade só </w:t>
+      </w:r>
+      <w:r>
+        <w:rPr>
+          <w:sz w:val="28"/>
+          <w:szCs w:val="28"/>
+          <w:lang w:eastAsia="pt-BR"/>
+        </w:rPr>
+        <w:t>setor laboratório</w:t>
+      </w:r>
+      <w:r>
+        <w:rPr>
+          <w:sz w:val="28"/>
+          <w:szCs w:val="28"/>
+          <w:lang w:eastAsia="pt-BR"/>
+        </w:rPr>
+        <w:t>.</w:t>
+      </w:r>
+    </w:p>
+    <w:p>
+      <w:pPr>
+        <w:pStyle w:val="PargrafodaLista"/>
+        <w:numPr>
+          <w:ilvl w:val="0"/>
+          <w:numId w:val="4"/>
+        </w:numPr>
+        <w:spacing w:after="0"/>
+        <w:rPr>
+          <w:sz w:val="28"/>
+          <w:szCs w:val="28"/>
+          <w:lang w:eastAsia="pt-BR"/>
+        </w:rPr>
+      </w:pPr>
+      <w:r>
+        <w:rPr>
+          <w:sz w:val="28"/>
+          <w:szCs w:val="28"/>
+          <w:lang w:eastAsia="pt-BR"/>
+        </w:rPr>
+        <w:t>RELATORIOS: MODULOS MOSTRAR TODOS OS ITENS GERAL OU INDIVIDUAL, status apenas para concluídos.</w:t>
+      </w:r>
+    </w:p>
+    <w:p>
+      <w:pPr>
+        <w:pStyle w:val="PargrafodaLista"/>
+        <w:numPr>
+          <w:ilvl w:val="0"/>
+          <w:numId w:val="4"/>
+        </w:numPr>
+        <w:spacing w:after="0"/>
+        <w:rPr>
+          <w:sz w:val="28"/>
+          <w:szCs w:val="28"/>
+          <w:lang w:eastAsia="pt-BR"/>
+        </w:rPr>
+      </w:pPr>
+      <w:r>
+        <w:rPr>
+          <w:sz w:val="28"/>
+          <w:szCs w:val="28"/>
+          <w:lang w:eastAsia="pt-BR"/>
+        </w:rPr>
+        <w:t>Criar progresso individual dos itens por cada controle (8)</w:t>
+      </w:r>
+    </w:p>
+    <w:p>
+      <w:pPr>
+        <w:pStyle w:val="PargrafodaLista"/>
+        <w:numPr>
+          <w:ilvl w:val="0"/>
+          <w:numId w:val="4"/>
+        </w:numPr>
+        <w:spacing w:after="0"/>
+        <w:rPr>
+          <w:sz w:val="28"/>
+          <w:szCs w:val="28"/>
+          <w:lang w:eastAsia="pt-BR"/>
+        </w:rPr>
+      </w:pPr>
+      <w:r>
+        <w:rPr>
+          <w:sz w:val="28"/>
+          <w:szCs w:val="28"/>
+          <w:lang w:eastAsia="pt-BR"/>
+        </w:rPr>
+        <w:t>ED</w:t>
+      </w:r>
+      <w:r>
+        <w:rPr>
+          <w:sz w:val="28"/>
+          <w:szCs w:val="28"/>
+          <w:lang w:eastAsia="pt-BR"/>
+        </w:rPr>
+        <w:t>:</w:t>
+      </w:r>
+      <w:r>
+        <w:rPr>
+          <w:sz w:val="28"/>
+          <w:szCs w:val="28"/>
+          <w:lang w:eastAsia="pt-BR"/>
+        </w:rPr>
+        <w:t xml:space="preserve"> relocar </w:t>
+      </w:r>
+      <w:r>
+        <w:rPr>
+          <w:sz w:val="28"/>
+          <w:szCs w:val="28"/>
+          <w:highlight w:val="yellow"/>
+          <w:lang w:eastAsia="pt-BR"/>
+        </w:rPr>
+        <w:t>curva de cozimento</w:t>
+      </w:r>
+      <w:r>
+        <w:rPr>
+          <w:sz w:val="28"/>
+          <w:szCs w:val="28"/>
+          <w:lang w:eastAsia="pt-BR"/>
+        </w:rPr>
+        <w:t xml:space="preserve"> para Laboratório, retirar do progresso individual dos controles e adicionar no dashboard.</w:t>
+      </w:r>
+    </w:p>
+    <w:p>
+      <w:pPr>
+        <w:pStyle w:val="PargrafodaLista"/>
+        <w:numPr>
+          <w:ilvl w:val="0"/>
+          <w:numId w:val="4"/>
+        </w:numPr>
+        <w:spacing w:after="0"/>
+        <w:rPr>
+          <w:sz w:val="28"/>
+          <w:szCs w:val="28"/>
+          <w:lang w:eastAsia="pt-BR"/>
+        </w:rPr>
+      </w:pPr>
+      <w:r>
+        <w:rPr>
+          <w:sz w:val="28"/>
+          <w:szCs w:val="28"/>
+          <w:lang w:eastAsia="pt-BR"/>
+        </w:rPr>
+        <w:t>ASPECTO: ADICIONAR BOTÃO DE ADICIONAR LINHA, A CAIXA DE MODELO DEVE FICAR COMO UMA COLUNA NOS ITENS.</w:t>
       </w:r>
     </w:p>
     <w:sectPr>
@@ -982,6 +962,119 @@
     </w:lvl>
   </w:abstractNum>
   <w:abstractNum w:abstractNumId="1" w15:restartNumberingAfterBreak="0">
+    <w:nsid w:val="337F457C"/>
+    <w:multiLevelType w:val="hybridMultilevel"/>
+    <w:tmpl w:val="548AA36E"/>
+    <w:lvl w:ilvl="0" w:tplc="04160001">
+      <w:start w:val="1"/>
+      <w:numFmt w:val="bullet"/>
+      <w:lvlText w:val=""/>
+      <w:lvlJc w:val="left"/>
+      <w:pPr>
+        <w:ind w:left="720" w:hanging="360"/>
+      </w:pPr>
+      <w:rPr>
+        <w:rFonts w:ascii="Symbol" w:hAnsi="Symbol" w:hint="default"/>
+      </w:rPr>
+    </w:lvl>
+    <w:lvl w:ilvl="1" w:tplc="04160003" w:tentative="1">
+      <w:start w:val="1"/>
+      <w:numFmt w:val="bullet"/>
+      <w:lvlText w:val="o"/>
+      <w:lvlJc w:val="left"/>
+      <w:pPr>
+        <w:ind w:left="1440" w:hanging="360"/>
+      </w:pPr>
+      <w:rPr>
+        <w:rFonts w:ascii="Courier New" w:hAnsi="Courier New" w:cs="Courier New" w:hint="default"/>
+      </w:rPr>
+    </w:lvl>
+    <w:lvl w:ilvl="2" w:tplc="04160005" w:tentative="1">
+      <w:start w:val="1"/>
+      <w:numFmt w:val="bullet"/>
+      <w:lvlText w:val=""/>
+      <w:lvlJc w:val="left"/>
+      <w:pPr>
+        <w:ind w:left="2160" w:hanging="360"/>
+      </w:pPr>
+      <w:rPr>
+        <w:rFonts w:ascii="Wingdings" w:hAnsi="Wingdings" w:hint="default"/>
+      </w:rPr>
+    </w:lvl>
+    <w:lvl w:ilvl="3" w:tplc="04160001" w:tentative="1">
+      <w:start w:val="1"/>
+      <w:numFmt w:val="bullet"/>
+      <w:lvlText w:val=""/>
+      <w:lvlJc w:val="left"/>
+      <w:pPr>
+        <w:ind w:left="2880" w:hanging="360"/>
+      </w:pPr>
+      <w:rPr>
+        <w:rFonts w:ascii="Symbol" w:hAnsi="Symbol" w:hint="default"/>
+      </w:rPr>
+    </w:lvl>
+    <w:lvl w:ilvl="4" w:tplc="04160003" w:tentative="1">
+      <w:start w:val="1"/>
+      <w:numFmt w:val="bullet"/>
+      <w:lvlText w:val="o"/>
+      <w:lvlJc w:val="left"/>
+      <w:pPr>
+        <w:ind w:left="3600" w:hanging="360"/>
+      </w:pPr>
+      <w:rPr>
+        <w:rFonts w:ascii="Courier New" w:hAnsi="Courier New" w:cs="Courier New" w:hint="default"/>
+      </w:rPr>
+    </w:lvl>
+    <w:lvl w:ilvl="5" w:tplc="04160005" w:tentative="1">
+      <w:start w:val="1"/>
+      <w:numFmt w:val="bullet"/>
+      <w:lvlText w:val=""/>
+      <w:lvlJc w:val="left"/>
+      <w:pPr>
+        <w:ind w:left="4320" w:hanging="360"/>
+      </w:pPr>
+      <w:rPr>
+        <w:rFonts w:ascii="Wingdings" w:hAnsi="Wingdings" w:hint="default"/>
+      </w:rPr>
+    </w:lvl>
+    <w:lvl w:ilvl="6" w:tplc="04160001" w:tentative="1">
+      <w:start w:val="1"/>
+      <w:numFmt w:val="bullet"/>
+      <w:lvlText w:val=""/>
+      <w:lvlJc w:val="left"/>
+      <w:pPr>
+        <w:ind w:left="5040" w:hanging="360"/>
+      </w:pPr>
+      <w:rPr>
+        <w:rFonts w:ascii="Symbol" w:hAnsi="Symbol" w:hint="default"/>
+      </w:rPr>
+    </w:lvl>
+    <w:lvl w:ilvl="7" w:tplc="04160003" w:tentative="1">
+      <w:start w:val="1"/>
+      <w:numFmt w:val="bullet"/>
+      <w:lvlText w:val="o"/>
+      <w:lvlJc w:val="left"/>
+      <w:pPr>
+        <w:ind w:left="5760" w:hanging="360"/>
+      </w:pPr>
+      <w:rPr>
+        <w:rFonts w:ascii="Courier New" w:hAnsi="Courier New" w:cs="Courier New" w:hint="default"/>
+      </w:rPr>
+    </w:lvl>
+    <w:lvl w:ilvl="8" w:tplc="04160005" w:tentative="1">
+      <w:start w:val="1"/>
+      <w:numFmt w:val="bullet"/>
+      <w:lvlText w:val=""/>
+      <w:lvlJc w:val="left"/>
+      <w:pPr>
+        <w:ind w:left="6480" w:hanging="360"/>
+      </w:pPr>
+      <w:rPr>
+        <w:rFonts w:ascii="Wingdings" w:hAnsi="Wingdings" w:hint="default"/>
+      </w:rPr>
+    </w:lvl>
+  </w:abstractNum>
+  <w:abstractNum w:abstractNumId="2" w15:restartNumberingAfterBreak="0">
     <w:nsid w:val="397A4DE5"/>
     <w:multiLevelType w:val="hybridMultilevel"/>
     <w:tmpl w:val="0A12C1D6"/>
@@ -1094,7 +1187,7 @@
       </w:rPr>
     </w:lvl>
   </w:abstractNum>
-  <w:abstractNum w:abstractNumId="2" w15:restartNumberingAfterBreak="0">
+  <w:abstractNum w:abstractNumId="3" w15:restartNumberingAfterBreak="0">
     <w:nsid w:val="5F992DA4"/>
     <w:multiLevelType w:val="hybridMultilevel"/>
     <w:tmpl w:val="3D8A6A90"/>
@@ -1211,9 +1304,12 @@
     <w:abstractNumId w:val="0"/>
   </w:num>
   <w:num w:numId="2" w16cid:durableId="563415996">
+    <w:abstractNumId w:val="3"/>
+  </w:num>
+  <w:num w:numId="3" w16cid:durableId="1936010350">
     <w:abstractNumId w:val="2"/>
   </w:num>
-  <w:num w:numId="3" w16cid:durableId="1936010350">
+  <w:num w:numId="4" w16cid:durableId="1677070948">
     <w:abstractNumId w:val="1"/>
   </w:num>
 </w:numbering>

--- a/docs/ED PINTURA.docx
+++ b/docs/ED PINTURA.docx
@@ -637,13 +637,15 @@
         <w:rPr>
           <w:sz w:val="28"/>
           <w:szCs w:val="28"/>
-          <w:lang w:eastAsia="pt-BR"/>
-        </w:rPr>
-      </w:pPr>
-      <w:r>
-        <w:rPr>
-          <w:sz w:val="28"/>
-          <w:szCs w:val="28"/>
+          <w:highlight w:val="green"/>
+          <w:lang w:eastAsia="pt-BR"/>
+        </w:rPr>
+      </w:pPr>
+      <w:r>
+        <w:rPr>
+          <w:sz w:val="28"/>
+          <w:szCs w:val="28"/>
+          <w:highlight w:val="green"/>
           <w:lang w:eastAsia="pt-BR"/>
         </w:rPr>
         <w:t>NOME MÓDULO PARA “CONTROLE”</w:t>
@@ -660,13 +662,15 @@
         <w:rPr>
           <w:sz w:val="28"/>
           <w:szCs w:val="28"/>
-          <w:lang w:eastAsia="pt-BR"/>
-        </w:rPr>
-      </w:pPr>
-      <w:r>
-        <w:rPr>
-          <w:sz w:val="28"/>
-          <w:szCs w:val="28"/>
+          <w:highlight w:val="green"/>
+          <w:lang w:eastAsia="pt-BR"/>
+        </w:rPr>
+      </w:pPr>
+      <w:r>
+        <w:rPr>
+          <w:sz w:val="28"/>
+          <w:szCs w:val="28"/>
+          <w:highlight w:val="green"/>
           <w:lang w:eastAsia="pt-BR"/>
         </w:rPr>
         <w:t>PTED até temperatura forno até aspecto.</w:t>

--- a/docs/ED PINTURA.docx
+++ b/docs/ED PINTURA.docx
@@ -687,13 +687,15 @@
         <w:rPr>
           <w:sz w:val="28"/>
           <w:szCs w:val="28"/>
-          <w:lang w:eastAsia="pt-BR"/>
-        </w:rPr>
-      </w:pPr>
-      <w:r>
-        <w:rPr>
-          <w:sz w:val="28"/>
-          <w:szCs w:val="28"/>
+          <w:highlight w:val="green"/>
+          <w:lang w:eastAsia="pt-BR"/>
+        </w:rPr>
+      </w:pPr>
+      <w:r>
+        <w:rPr>
+          <w:sz w:val="28"/>
+          <w:szCs w:val="28"/>
+          <w:highlight w:val="green"/>
           <w:lang w:eastAsia="pt-BR"/>
         </w:rPr>
         <w:t xml:space="preserve">Rugosidade só </w:t>
@@ -702,6 +704,7 @@
         <w:rPr>
           <w:sz w:val="28"/>
           <w:szCs w:val="28"/>
+          <w:highlight w:val="green"/>
           <w:lang w:eastAsia="pt-BR"/>
         </w:rPr>
         <w:t>setor laboratório</w:t>
@@ -710,6 +713,7 @@
         <w:rPr>
           <w:sz w:val="28"/>
           <w:szCs w:val="28"/>
+          <w:highlight w:val="green"/>
           <w:lang w:eastAsia="pt-BR"/>
         </w:rPr>
         <w:t>.</w:t>
@@ -749,13 +753,15 @@
         <w:rPr>
           <w:sz w:val="28"/>
           <w:szCs w:val="28"/>
-          <w:lang w:eastAsia="pt-BR"/>
-        </w:rPr>
-      </w:pPr>
-      <w:r>
-        <w:rPr>
-          <w:sz w:val="28"/>
-          <w:szCs w:val="28"/>
+          <w:highlight w:val="green"/>
+          <w:lang w:eastAsia="pt-BR"/>
+        </w:rPr>
+      </w:pPr>
+      <w:r>
+        <w:rPr>
+          <w:sz w:val="28"/>
+          <w:szCs w:val="28"/>
+          <w:highlight w:val="green"/>
           <w:lang w:eastAsia="pt-BR"/>
         </w:rPr>
         <w:t>Criar progresso individual dos itens por cada controle (8)</w:t>
@@ -772,49 +778,18 @@
         <w:rPr>
           <w:sz w:val="28"/>
           <w:szCs w:val="28"/>
-          <w:lang w:eastAsia="pt-BR"/>
-        </w:rPr>
-      </w:pPr>
-      <w:r>
-        <w:rPr>
-          <w:sz w:val="28"/>
-          <w:szCs w:val="28"/>
-          <w:lang w:eastAsia="pt-BR"/>
-        </w:rPr>
-        <w:t>ED</w:t>
-      </w:r>
-      <w:r>
-        <w:rPr>
-          <w:sz w:val="28"/>
-          <w:szCs w:val="28"/>
-          <w:lang w:eastAsia="pt-BR"/>
-        </w:rPr>
-        <w:t>:</w:t>
-      </w:r>
-      <w:r>
-        <w:rPr>
-          <w:sz w:val="28"/>
-          <w:szCs w:val="28"/>
-          <w:lang w:eastAsia="pt-BR"/>
-        </w:rPr>
-        <w:t xml:space="preserve"> relocar </w:t>
-      </w:r>
-      <w:r>
-        <w:rPr>
-          <w:sz w:val="28"/>
-          <w:szCs w:val="28"/>
-          <w:highlight w:val="yellow"/>
-          <w:lang w:eastAsia="pt-BR"/>
-        </w:rPr>
-        <w:t>curva de cozimento</w:t>
-      </w:r>
-      <w:r>
-        <w:rPr>
-          <w:sz w:val="28"/>
-          <w:szCs w:val="28"/>
-          <w:lang w:eastAsia="pt-BR"/>
-        </w:rPr>
-        <w:t xml:space="preserve"> para Laboratório, retirar do progresso individual dos controles e adicionar no dashboard.</w:t>
+          <w:highlight w:val="green"/>
+          <w:lang w:eastAsia="pt-BR"/>
+        </w:rPr>
+      </w:pPr>
+      <w:r>
+        <w:rPr>
+          <w:sz w:val="28"/>
+          <w:szCs w:val="28"/>
+          <w:highlight w:val="green"/>
+          <w:lang w:eastAsia="pt-BR"/>
+        </w:rPr>
+        <w:t>ED: relocar curva de cozimento para Laboratório, retirar do progresso individual dos controles e adicionar no dashboard.</w:t>
       </w:r>
     </w:p>
     <w:p>

--- a/docs/ED PINTURA.docx
+++ b/docs/ED PINTURA.docx
@@ -4,7 +4,6 @@
   <w:body>
     <w:p>
       <w:pPr>
-        <w:pStyle w:val="PargrafodaLista"/>
         <w:spacing w:after="0"/>
         <w:rPr>
           <w:color w:val="000000" w:themeColor="text1"/>
@@ -803,16 +802,42 @@
         <w:rPr>
           <w:sz w:val="28"/>
           <w:szCs w:val="28"/>
-          <w:lang w:eastAsia="pt-BR"/>
-        </w:rPr>
-      </w:pPr>
-      <w:r>
-        <w:rPr>
-          <w:sz w:val="28"/>
-          <w:szCs w:val="28"/>
+          <w:highlight w:val="green"/>
+          <w:lang w:eastAsia="pt-BR"/>
+        </w:rPr>
+      </w:pPr>
+      <w:r>
+        <w:rPr>
+          <w:sz w:val="28"/>
+          <w:szCs w:val="28"/>
+          <w:highlight w:val="green"/>
           <w:lang w:eastAsia="pt-BR"/>
         </w:rPr>
         <w:t>ASPECTO: ADICIONAR BOTÃO DE ADICIONAR LINHA, A CAIXA DE MODELO DEVE FICAR COMO UMA COLUNA NOS ITENS.</w:t>
+      </w:r>
+    </w:p>
+    <w:p>
+      <w:pPr>
+        <w:pStyle w:val="PargrafodaLista"/>
+        <w:numPr>
+          <w:ilvl w:val="0"/>
+          <w:numId w:val="4"/>
+        </w:numPr>
+        <w:spacing w:after="0"/>
+        <w:rPr>
+          <w:sz w:val="28"/>
+          <w:szCs w:val="28"/>
+          <w:lang w:eastAsia="pt-BR"/>
+        </w:rPr>
+      </w:pPr>
+      <w:r>
+        <w:rPr>
+          <w:sz w:val="28"/>
+          <w:szCs w:val="28"/>
+          <w:lang w:eastAsia="pt-BR"/>
+        </w:rPr>
+        <w:lastRenderedPageBreak/>
+        <w:t>Unir as duas primeiras colunas ED</w:t>
       </w:r>
     </w:p>
     <w:sectPr>

--- a/docs/ED PINTURA.docx
+++ b/docs/ED PINTURA.docx
@@ -818,12 +818,8 @@
     </w:p>
     <w:p>
       <w:pPr>
-        <w:pStyle w:val="PargrafodaLista"/>
-        <w:numPr>
-          <w:ilvl w:val="0"/>
-          <w:numId w:val="4"/>
-        </w:numPr>
-        <w:spacing w:after="0"/>
+        <w:spacing w:after="0"/>
+        <w:ind w:left="360"/>
         <w:rPr>
           <w:sz w:val="28"/>
           <w:szCs w:val="28"/>
@@ -837,7 +833,537 @@
           <w:lang w:eastAsia="pt-BR"/>
         </w:rPr>
         <w:lastRenderedPageBreak/>
-        <w:t>Unir as duas primeiras colunas ED</w:t>
+        <w:t xml:space="preserve">Na página </w:t>
+      </w:r>
+      <w:hyperlink r:id="rId5" w:history="1">
+        <w:r>
+          <w:rPr>
+            <w:rStyle w:val="Hyperlink"/>
+            <w:sz w:val="28"/>
+            <w:szCs w:val="28"/>
+            <w:lang w:eastAsia="pt-BR"/>
+          </w:rPr>
+          <w:t>http://localhost:5000/turnos/5?modulo=ed</w:t>
+        </w:r>
+      </w:hyperlink>
+      <w:r>
+        <w:rPr>
+          <w:sz w:val="28"/>
+          <w:szCs w:val="28"/>
+          <w:lang w:eastAsia="pt-BR"/>
+        </w:rPr>
+        <w:t xml:space="preserve"> na tabela ED </w:t>
+      </w:r>
+      <w:r>
+        <w:rPr>
+          <w:sz w:val="28"/>
+          <w:szCs w:val="28"/>
+          <w:lang w:eastAsia="pt-BR"/>
+        </w:rPr>
+        <w:t xml:space="preserve">Unir as duas primeiras colunas </w:t>
+      </w:r>
+      <w:r>
+        <w:rPr>
+          <w:sz w:val="28"/>
+          <w:szCs w:val="28"/>
+          <w:lang w:eastAsia="pt-BR"/>
+        </w:rPr>
+        <w:t xml:space="preserve">em uma só as colunas são </w:t>
+      </w:r>
+      <w:r>
+        <w:rPr>
+          <w:sz w:val="28"/>
+          <w:szCs w:val="28"/>
+          <w:lang w:eastAsia="pt-BR"/>
+        </w:rPr>
+        <w:t>Operação</w:t>
+      </w:r>
+      <w:r>
+        <w:rPr>
+          <w:sz w:val="28"/>
+          <w:szCs w:val="28"/>
+          <w:lang w:eastAsia="pt-BR"/>
+        </w:rPr>
+        <w:t xml:space="preserve"> e </w:t>
+      </w:r>
+      <w:r>
+        <w:rPr>
+          <w:sz w:val="28"/>
+          <w:szCs w:val="28"/>
+          <w:lang w:eastAsia="pt-BR"/>
+        </w:rPr>
+        <w:t>Controle</w:t>
+      </w:r>
+      <w:r>
+        <w:rPr>
+          <w:sz w:val="28"/>
+          <w:szCs w:val="28"/>
+          <w:lang w:eastAsia="pt-BR"/>
+        </w:rPr>
+        <w:t>.</w:t>
+      </w:r>
+    </w:p>
+    <w:p>
+      <w:pPr>
+        <w:spacing w:after="0"/>
+        <w:ind w:left="360"/>
+        <w:rPr>
+          <w:sz w:val="28"/>
+          <w:szCs w:val="28"/>
+          <w:lang w:eastAsia="pt-BR"/>
+        </w:rPr>
+      </w:pPr>
+      <w:r>
+        <w:rPr>
+          <w:sz w:val="28"/>
+          <w:szCs w:val="28"/>
+          <w:lang w:eastAsia="pt-BR"/>
+        </w:rPr>
+        <w:t xml:space="preserve"> </w:t>
+      </w:r>
+      <w:r>
+        <w:rPr>
+          <w:sz w:val="28"/>
+          <w:szCs w:val="28"/>
+          <w:lang w:eastAsia="pt-BR"/>
+        </w:rPr>
+        <w:t xml:space="preserve">Na página </w:t>
+      </w:r>
+      <w:hyperlink r:id="rId6" w:history="1">
+        <w:r>
+          <w:rPr>
+            <w:rStyle w:val="Hyperlink"/>
+            <w:sz w:val="28"/>
+            <w:szCs w:val="28"/>
+            <w:lang w:eastAsia="pt-BR"/>
+          </w:rPr>
+          <w:t>http://localhost:5000/turnos-sigilatura/1?modulo=sigilatura</w:t>
+        </w:r>
+      </w:hyperlink>
+      <w:r>
+        <w:rPr>
+          <w:sz w:val="28"/>
+          <w:szCs w:val="28"/>
+          <w:lang w:eastAsia="pt-BR"/>
+        </w:rPr>
+        <w:t xml:space="preserve"> na aba de SIGILATURA na tabela excluir as colunas  NORMA e Frequencia, na aba de ESPESSURA PVC: na coluna MODELO deixar que os itens sejam descrito livre, e excluir coluna FREQUENCIA</w:t>
+      </w:r>
+    </w:p>
+    <w:p>
+      <w:pPr>
+        <w:spacing w:after="0"/>
+        <w:ind w:left="360"/>
+        <w:rPr>
+          <w:sz w:val="28"/>
+          <w:szCs w:val="28"/>
+          <w:lang w:eastAsia="pt-BR"/>
+        </w:rPr>
+      </w:pPr>
+    </w:p>
+    <w:p>
+      <w:pPr>
+        <w:spacing w:after="0"/>
+        <w:ind w:left="360"/>
+        <w:rPr>
+          <w:sz w:val="28"/>
+          <w:szCs w:val="28"/>
+          <w:highlight w:val="green"/>
+          <w:lang w:eastAsia="pt-BR"/>
+        </w:rPr>
+      </w:pPr>
+      <w:r>
+        <w:rPr>
+          <w:sz w:val="28"/>
+          <w:szCs w:val="28"/>
+          <w:highlight w:val="green"/>
+          <w:lang w:eastAsia="pt-BR"/>
+        </w:rPr>
+        <w:t>CONFIGURAÇÃO (</w:t>
+      </w:r>
+      <w:hyperlink r:id="rId7" w:history="1">
+        <w:r>
+          <w:rPr>
+            <w:rStyle w:val="Hyperlink"/>
+            <w:sz w:val="28"/>
+            <w:szCs w:val="28"/>
+            <w:highlight w:val="green"/>
+            <w:lang w:eastAsia="pt-BR"/>
+          </w:rPr>
+          <w:t>http://localhost:5000/cadastros/modulos-itens/temperatura-forno-ed/faixas</w:t>
+        </w:r>
+      </w:hyperlink>
+      <w:r>
+        <w:rPr>
+          <w:sz w:val="28"/>
+          <w:szCs w:val="28"/>
+          <w:highlight w:val="green"/>
+          <w:lang w:eastAsia="pt-BR"/>
+        </w:rPr>
+        <w:t xml:space="preserve">) hoje só edita faixas de FAIXA DE TEMP DE FORNO, quero que crie as 8 abas pra editar as faixas da  8 modulos possíveis, ED editar </w:t>
+      </w:r>
+      <w:r>
+        <w:rPr>
+          <w:sz w:val="28"/>
+          <w:szCs w:val="28"/>
+          <w:highlight w:val="green"/>
+          <w:lang w:eastAsia="pt-BR"/>
+        </w:rPr>
+        <w:t>Parâmetro</w:t>
+      </w:r>
+      <w:r>
+        <w:rPr>
+          <w:sz w:val="28"/>
+          <w:szCs w:val="28"/>
+          <w:highlight w:val="green"/>
+          <w:lang w:eastAsia="pt-BR"/>
+        </w:rPr>
+        <w:t xml:space="preserve">, pressão dos filtros editar LIMITE, Tensão dos retificadores editar FAIXA, poder de penetração editar REFERÊNCIA, ESPESSURA editar FAIXA, ASPECTO não mecher, rugosidade editar LIMITE. </w:t>
+      </w:r>
+    </w:p>
+    <w:p>
+      <w:pPr>
+        <w:spacing w:after="0"/>
+        <w:ind w:left="360"/>
+        <w:rPr>
+          <w:sz w:val="28"/>
+          <w:szCs w:val="28"/>
+          <w:highlight w:val="green"/>
+          <w:lang w:eastAsia="pt-BR"/>
+        </w:rPr>
+      </w:pPr>
+      <w:r>
+        <w:rPr>
+          <w:sz w:val="28"/>
+          <w:szCs w:val="28"/>
+          <w:highlight w:val="green"/>
+          <w:lang w:eastAsia="pt-BR"/>
+        </w:rPr>
+        <w:t xml:space="preserve">Na pagiana </w:t>
+      </w:r>
+      <w:hyperlink r:id="rId8" w:history="1">
+        <w:r>
+          <w:rPr>
+            <w:rStyle w:val="Hyperlink"/>
+            <w:sz w:val="28"/>
+            <w:szCs w:val="28"/>
+            <w:highlight w:val="green"/>
+            <w:lang w:eastAsia="pt-BR"/>
+          </w:rPr>
+          <w:t>http://localhost:5000/configuracoes</w:t>
+        </w:r>
+      </w:hyperlink>
+      <w:r>
+        <w:rPr>
+          <w:sz w:val="28"/>
+          <w:szCs w:val="28"/>
+          <w:highlight w:val="green"/>
+          <w:lang w:eastAsia="pt-BR"/>
+        </w:rPr>
+        <w:t xml:space="preserve"> no card de [</w:t>
+      </w:r>
+      <w:r>
+        <w:rPr>
+          <w:b/>
+          <w:bCs/>
+          <w:sz w:val="28"/>
+          <w:szCs w:val="28"/>
+          <w:highlight w:val="green"/>
+          <w:lang w:eastAsia="pt-BR"/>
+        </w:rPr>
+        <w:br/>
+      </w:r>
+      <w:r>
+        <w:rPr>
+          <w:sz w:val="28"/>
+          <w:szCs w:val="28"/>
+          <w:highlight w:val="green"/>
+          <w:lang w:eastAsia="pt-BR"/>
+        </w:rPr>
+        <w:t>Modulo administrativo</w:t>
+      </w:r>
+    </w:p>
+    <w:p>
+      <w:pPr>
+        <w:spacing w:after="0"/>
+        <w:ind w:left="360"/>
+        <w:rPr>
+          <w:sz w:val="28"/>
+          <w:szCs w:val="28"/>
+          <w:highlight w:val="green"/>
+          <w:lang w:eastAsia="pt-BR"/>
+        </w:rPr>
+      </w:pPr>
+      <w:r>
+        <w:rPr>
+          <w:sz w:val="28"/>
+          <w:szCs w:val="28"/>
+          <w:highlight w:val="green"/>
+          <w:lang w:eastAsia="pt-BR"/>
+        </w:rPr>
+        <w:t>Faixas de Temperatura Forno</w:t>
+      </w:r>
+    </w:p>
+    <w:p>
+      <w:pPr>
+        <w:spacing w:after="0"/>
+        <w:ind w:left="360"/>
+        <w:rPr>
+          <w:sz w:val="28"/>
+          <w:szCs w:val="28"/>
+          <w:highlight w:val="green"/>
+          <w:lang w:eastAsia="pt-BR"/>
+        </w:rPr>
+      </w:pPr>
+      <w:r>
+        <w:rPr>
+          <w:sz w:val="28"/>
+          <w:szCs w:val="28"/>
+          <w:highlight w:val="green"/>
+          <w:lang w:eastAsia="pt-BR"/>
+        </w:rPr>
+        <w:t>Edite rapidamente os limites mínimos e máximos das zonas térmicas do forno ED.</w:t>
+      </w:r>
+    </w:p>
+    <w:p>
+      <w:pPr>
+        <w:spacing w:after="0"/>
+        <w:ind w:left="360"/>
+        <w:rPr>
+          <w:sz w:val="28"/>
+          <w:szCs w:val="28"/>
+          <w:lang w:eastAsia="pt-BR"/>
+        </w:rPr>
+      </w:pPr>
+      <w:r>
+        <w:rPr>
+          <w:sz w:val="28"/>
+          <w:szCs w:val="28"/>
+          <w:highlight w:val="green"/>
+          <w:lang w:eastAsia="pt-BR"/>
+        </w:rPr>
+        <w:t xml:space="preserve">] mudar pra um card de edição geral para ED e SIGILAATURA, ao clicar no card vai pra pagina de </w:t>
+      </w:r>
+      <w:hyperlink r:id="rId9" w:history="1">
+        <w:r>
+          <w:rPr>
+            <w:rStyle w:val="Hyperlink"/>
+            <w:sz w:val="28"/>
+            <w:szCs w:val="28"/>
+            <w:highlight w:val="green"/>
+            <w:lang w:eastAsia="pt-BR"/>
+          </w:rPr>
+          <w:t>http://localhost:5000/cadastros/modulos-itens/temperatura-forno-ed/faixas</w:t>
+        </w:r>
+      </w:hyperlink>
+      <w:r>
+        <w:rPr>
+          <w:sz w:val="28"/>
+          <w:szCs w:val="28"/>
+          <w:highlight w:val="green"/>
+          <w:lang w:eastAsia="pt-BR"/>
+        </w:rPr>
+        <w:t xml:space="preserve"> nela vai entrar a parte das edições gerais em ED e acrescentar sigilatura, crie uma forma de conseguir selecionar a edição de sigilatura ou ED, na parte de sigilatura editar </w:t>
+      </w:r>
+      <w:r>
+        <w:rPr>
+          <w:sz w:val="28"/>
+          <w:szCs w:val="28"/>
+          <w:highlight w:val="green"/>
+          <w:lang w:eastAsia="pt-BR"/>
+        </w:rPr>
+        <w:t xml:space="preserve">na as basde SIGILATURA editar PARAMETRO, aba de ESPESSURA PVC editar coluna de </w:t>
+      </w:r>
+      <w:r>
+        <w:rPr>
+          <w:sz w:val="28"/>
+          <w:szCs w:val="28"/>
+          <w:highlight w:val="green"/>
+          <w:lang w:eastAsia="pt-BR"/>
+        </w:rPr>
+        <w:t>Valor referência</w:t>
+      </w:r>
+      <w:r>
+        <w:rPr>
+          <w:sz w:val="28"/>
+          <w:szCs w:val="28"/>
+          <w:highlight w:val="green"/>
+          <w:lang w:eastAsia="pt-BR"/>
+        </w:rPr>
+        <w:t xml:space="preserve">, na aba de temperatura de forno editar </w:t>
+      </w:r>
+      <w:r>
+        <w:rPr>
+          <w:sz w:val="28"/>
+          <w:szCs w:val="28"/>
+          <w:highlight w:val="green"/>
+          <w:lang w:eastAsia="pt-BR"/>
+        </w:rPr>
+        <w:t>Referência</w:t>
+      </w:r>
+      <w:r>
+        <w:rPr>
+          <w:sz w:val="28"/>
+          <w:szCs w:val="28"/>
+          <w:highlight w:val="green"/>
+          <w:lang w:eastAsia="pt-BR"/>
+        </w:rPr>
+        <w:t>, aba de escorrimento não mecher.</w:t>
+      </w:r>
+    </w:p>
+    <w:p>
+      <w:pPr>
+        <w:spacing w:after="0"/>
+        <w:ind w:left="360"/>
+        <w:rPr>
+          <w:sz w:val="28"/>
+          <w:szCs w:val="28"/>
+          <w:lang w:eastAsia="pt-BR"/>
+        </w:rPr>
+      </w:pPr>
+    </w:p>
+    <w:p>
+      <w:pPr>
+        <w:spacing w:after="0"/>
+        <w:ind w:left="360"/>
+        <w:rPr>
+          <w:sz w:val="28"/>
+          <w:szCs w:val="28"/>
+          <w:lang w:eastAsia="pt-BR"/>
+        </w:rPr>
+      </w:pPr>
+      <w:hyperlink r:id="rId10" w:history="1">
+        <w:r>
+          <w:rPr>
+            <w:rStyle w:val="Hyperlink"/>
+            <w:sz w:val="28"/>
+            <w:szCs w:val="28"/>
+            <w:lang w:eastAsia="pt-BR"/>
+          </w:rPr>
+          <w:t>http://localhost:5000/turnos-sigilatura/1?modulo=escorrimento</w:t>
+        </w:r>
+      </w:hyperlink>
+      <w:r>
+        <w:rPr>
+          <w:sz w:val="28"/>
+          <w:szCs w:val="28"/>
+          <w:lang w:eastAsia="pt-BR"/>
+        </w:rPr>
+        <w:t xml:space="preserve"> na aba CORRIMENTO os títulos [</w:t>
+      </w:r>
+      <w:r>
+        <w:rPr>
+          <w:sz w:val="28"/>
+          <w:szCs w:val="28"/>
+          <w:lang w:eastAsia="pt-BR"/>
+        </w:rPr>
+        <w:t>Data</w:t>
+      </w:r>
+      <w:r>
+        <w:rPr>
+          <w:sz w:val="28"/>
+          <w:szCs w:val="28"/>
+          <w:lang w:eastAsia="pt-BR"/>
+        </w:rPr>
+        <w:tab/>
+        <w:t>Semana</w:t>
+      </w:r>
+      <w:r>
+        <w:rPr>
+          <w:sz w:val="28"/>
+          <w:szCs w:val="28"/>
+          <w:lang w:eastAsia="pt-BR"/>
+        </w:rPr>
+        <w:tab/>
+        <w:t>Responsável</w:t>
+      </w:r>
+      <w:r>
+        <w:rPr>
+          <w:sz w:val="28"/>
+          <w:szCs w:val="28"/>
+          <w:lang w:eastAsia="pt-BR"/>
+        </w:rPr>
+        <w:tab/>
+        <w:t>Nº amostra</w:t>
+      </w:r>
+      <w:r>
+        <w:rPr>
+          <w:sz w:val="28"/>
+          <w:szCs w:val="28"/>
+          <w:lang w:eastAsia="pt-BR"/>
+        </w:rPr>
+        <w:tab/>
+        <w:t>Lote</w:t>
+      </w:r>
+      <w:r>
+        <w:rPr>
+          <w:sz w:val="28"/>
+          <w:szCs w:val="28"/>
+          <w:lang w:eastAsia="pt-BR"/>
+        </w:rPr>
+        <w:tab/>
+        <w:t>Real temp. amb. automática</w:t>
+      </w:r>
+      <w:r>
+        <w:rPr>
+          <w:sz w:val="28"/>
+          <w:szCs w:val="28"/>
+          <w:lang w:eastAsia="pt-BR"/>
+        </w:rPr>
+        <w:tab/>
+        <w:t>Real estufa automática</w:t>
+      </w:r>
+      <w:r>
+        <w:rPr>
+          <w:sz w:val="28"/>
+          <w:szCs w:val="28"/>
+          <w:lang w:eastAsia="pt-BR"/>
+        </w:rPr>
+        <w:tab/>
+        <w:t>Real temp. amb. manual</w:t>
+      </w:r>
+      <w:r>
+        <w:rPr>
+          <w:sz w:val="28"/>
+          <w:szCs w:val="28"/>
+          <w:lang w:eastAsia="pt-BR"/>
+        </w:rPr>
+        <w:tab/>
+        <w:t>Real estufa manual</w:t>
+      </w:r>
+      <w:r>
+        <w:rPr>
+          <w:sz w:val="28"/>
+          <w:szCs w:val="28"/>
+          <w:lang w:eastAsia="pt-BR"/>
+        </w:rPr>
+        <w:tab/>
+        <w:t>Resultados obtidos</w:t>
+      </w:r>
+      <w:r>
+        <w:rPr>
+          <w:sz w:val="28"/>
+          <w:szCs w:val="28"/>
+          <w:lang w:eastAsia="pt-BR"/>
+        </w:rPr>
+        <w:tab/>
+        <w:t>Ação corretiva</w:t>
+      </w:r>
+      <w:r>
+        <w:rPr>
+          <w:sz w:val="28"/>
+          <w:szCs w:val="28"/>
+          <w:lang w:eastAsia="pt-BR"/>
+        </w:rPr>
+        <w:tab/>
+        <w:t>Status</w:t>
+      </w:r>
+      <w:r>
+        <w:rPr>
+          <w:sz w:val="28"/>
+          <w:szCs w:val="28"/>
+          <w:lang w:eastAsia="pt-BR"/>
+        </w:rPr>
+        <w:t>] na verdade são itens devem ficar em linha</w:t>
       </w:r>
     </w:p>
     <w:sectPr>
@@ -1920,7 +2446,6 @@
   <w:style w:type="character" w:default="1" w:styleId="Fontepargpadro">
     <w:name w:val="Default Paragraph Font"/>
     <w:uiPriority w:val="1"/>
-    <w:semiHidden/>
     <w:unhideWhenUsed/>
   </w:style>
   <w:style w:type="table" w:default="1" w:styleId="Tabelanormal">
@@ -2250,6 +2775,29 @@
         <w:insideV w:val="single" w:sz="4" w:space="0" w:color="auto"/>
       </w:tblBorders>
     </w:tblPr>
+  </w:style>
+  <w:style w:type="character" w:styleId="Hyperlink">
+    <w:name w:val="Hyperlink"/>
+    <w:basedOn w:val="Fontepargpadro"/>
+    <w:uiPriority w:val="99"/>
+    <w:unhideWhenUsed/>
+    <w:rsid w:val="00D76D25"/>
+    <w:rPr>
+      <w:color w:val="467886" w:themeColor="hyperlink"/>
+      <w:u w:val="single"/>
+    </w:rPr>
+  </w:style>
+  <w:style w:type="character" w:styleId="MenoPendente">
+    <w:name w:val="Unresolved Mention"/>
+    <w:basedOn w:val="Fontepargpadro"/>
+    <w:uiPriority w:val="99"/>
+    <w:semiHidden/>
+    <w:unhideWhenUsed/>
+    <w:rsid w:val="00D76D25"/>
+    <w:rPr>
+      <w:color w:val="605E5C"/>
+      <w:shd w:val="clear" w:color="auto" w:fill="E1DFDD"/>
+    </w:rPr>
   </w:style>
 </w:styles>
 </file>

--- a/docs/ED PINTURA.docx
+++ b/docs/ED PINTURA.docx
@@ -868,39 +868,7 @@
           <w:szCs w:val="28"/>
           <w:lang w:eastAsia="pt-BR"/>
         </w:rPr>
-        <w:t xml:space="preserve">em uma só as colunas são </w:t>
-      </w:r>
-      <w:r>
-        <w:rPr>
-          <w:sz w:val="28"/>
-          <w:szCs w:val="28"/>
-          <w:lang w:eastAsia="pt-BR"/>
-        </w:rPr>
-        <w:t>Operação</w:t>
-      </w:r>
-      <w:r>
-        <w:rPr>
-          <w:sz w:val="28"/>
-          <w:szCs w:val="28"/>
-          <w:lang w:eastAsia="pt-BR"/>
-        </w:rPr>
-        <w:t xml:space="preserve"> e </w:t>
-      </w:r>
-      <w:r>
-        <w:rPr>
-          <w:sz w:val="28"/>
-          <w:szCs w:val="28"/>
-          <w:lang w:eastAsia="pt-BR"/>
-        </w:rPr>
-        <w:t>Controle</w:t>
-      </w:r>
-      <w:r>
-        <w:rPr>
-          <w:sz w:val="28"/>
-          <w:szCs w:val="28"/>
-          <w:lang w:eastAsia="pt-BR"/>
-        </w:rPr>
-        <w:t>.</w:t>
+        <w:t>em uma só as colunas são Operação e Controle.</w:t>
       </w:r>
     </w:p>
     <w:p>
@@ -999,25 +967,7 @@
           <w:highlight w:val="green"/>
           <w:lang w:eastAsia="pt-BR"/>
         </w:rPr>
-        <w:t xml:space="preserve">) hoje só edita faixas de FAIXA DE TEMP DE FORNO, quero que crie as 8 abas pra editar as faixas da  8 modulos possíveis, ED editar </w:t>
-      </w:r>
-      <w:r>
-        <w:rPr>
-          <w:sz w:val="28"/>
-          <w:szCs w:val="28"/>
-          <w:highlight w:val="green"/>
-          <w:lang w:eastAsia="pt-BR"/>
-        </w:rPr>
-        <w:t>Parâmetro</w:t>
-      </w:r>
-      <w:r>
-        <w:rPr>
-          <w:sz w:val="28"/>
-          <w:szCs w:val="28"/>
-          <w:highlight w:val="green"/>
-          <w:lang w:eastAsia="pt-BR"/>
-        </w:rPr>
-        <w:t xml:space="preserve">, pressão dos filtros editar LIMITE, Tensão dos retificadores editar FAIXA, poder de penetração editar REFERÊNCIA, ESPESSURA editar FAIXA, ASPECTO não mecher, rugosidade editar LIMITE. </w:t>
+        <w:t xml:space="preserve">) hoje só edita faixas de FAIXA DE TEMP DE FORNO, quero que crie as 8 abas pra editar as faixas da  8 modulos possíveis, ED editar Parâmetro, pressão dos filtros editar LIMITE, Tensão dos retificadores editar FAIXA, poder de penetração editar REFERÊNCIA, ESPESSURA editar FAIXA, ASPECTO não mecher, rugosidade editar LIMITE. </w:t>
       </w:r>
     </w:p>
     <w:p>
@@ -1171,43 +1121,7 @@
           <w:highlight w:val="green"/>
           <w:lang w:eastAsia="pt-BR"/>
         </w:rPr>
-        <w:t xml:space="preserve">na as basde SIGILATURA editar PARAMETRO, aba de ESPESSURA PVC editar coluna de </w:t>
-      </w:r>
-      <w:r>
-        <w:rPr>
-          <w:sz w:val="28"/>
-          <w:szCs w:val="28"/>
-          <w:highlight w:val="green"/>
-          <w:lang w:eastAsia="pt-BR"/>
-        </w:rPr>
-        <w:t>Valor referência</w:t>
-      </w:r>
-      <w:r>
-        <w:rPr>
-          <w:sz w:val="28"/>
-          <w:szCs w:val="28"/>
-          <w:highlight w:val="green"/>
-          <w:lang w:eastAsia="pt-BR"/>
-        </w:rPr>
-        <w:t xml:space="preserve">, na aba de temperatura de forno editar </w:t>
-      </w:r>
-      <w:r>
-        <w:rPr>
-          <w:sz w:val="28"/>
-          <w:szCs w:val="28"/>
-          <w:highlight w:val="green"/>
-          <w:lang w:eastAsia="pt-BR"/>
-        </w:rPr>
-        <w:t>Referência</w:t>
-      </w:r>
-      <w:r>
-        <w:rPr>
-          <w:sz w:val="28"/>
-          <w:szCs w:val="28"/>
-          <w:highlight w:val="green"/>
-          <w:lang w:eastAsia="pt-BR"/>
-        </w:rPr>
-        <w:t>, aba de escorrimento não mecher.</w:t>
+        <w:t>na as basde SIGILATURA editar PARAMETRO, aba de ESPESSURA PVC editar coluna de Valor referência, na aba de temperatura de forno editar Referência, aba de escorrimento não mecher.</w:t>
       </w:r>
     </w:p>
     <w:p>
@@ -1364,6 +1278,138 @@
           <w:lang w:eastAsia="pt-BR"/>
         </w:rPr>
         <w:t>] na verdade são itens devem ficar em linha</w:t>
+      </w:r>
+    </w:p>
+    <w:p>
+      <w:pPr>
+        <w:spacing w:after="0"/>
+        <w:ind w:left="360"/>
+        <w:rPr>
+          <w:sz w:val="28"/>
+          <w:szCs w:val="28"/>
+          <w:lang w:eastAsia="pt-BR"/>
+        </w:rPr>
+      </w:pPr>
+    </w:p>
+    <w:p>
+      <w:pPr>
+        <w:spacing w:after="0"/>
+        <w:ind w:left="360"/>
+        <w:rPr>
+          <w:sz w:val="28"/>
+          <w:szCs w:val="28"/>
+          <w:highlight w:val="yellow"/>
+          <w:lang w:eastAsia="pt-BR"/>
+        </w:rPr>
+      </w:pPr>
+      <w:r>
+        <w:rPr>
+          <w:sz w:val="28"/>
+          <w:szCs w:val="28"/>
+          <w:highlight w:val="yellow"/>
+          <w:lang w:eastAsia="pt-BR"/>
+        </w:rPr>
+        <w:t>-</w:t>
+      </w:r>
+      <w:r>
+        <w:rPr>
+          <w:sz w:val="28"/>
+          <w:szCs w:val="28"/>
+          <w:highlight w:val="yellow"/>
+          <w:lang w:eastAsia="pt-BR"/>
+        </w:rPr>
+        <w:t>PODER DE PENETRAÇÃO.</w:t>
+      </w:r>
+    </w:p>
+    <w:p>
+      <w:pPr>
+        <w:spacing w:after="0"/>
+        <w:ind w:left="360"/>
+        <w:rPr>
+          <w:sz w:val="28"/>
+          <w:szCs w:val="28"/>
+          <w:highlight w:val="yellow"/>
+          <w:lang w:eastAsia="pt-BR"/>
+        </w:rPr>
+      </w:pPr>
+      <w:r>
+        <w:rPr>
+          <w:sz w:val="28"/>
+          <w:szCs w:val="28"/>
+          <w:highlight w:val="yellow"/>
+          <w:lang w:eastAsia="pt-BR"/>
+        </w:rPr>
+        <w:t>COLUNAS: ECOAT = TOTAL - ZINCO E TOTAL</w:t>
+      </w:r>
+    </w:p>
+    <w:p>
+      <w:pPr>
+        <w:spacing w:after="0"/>
+        <w:ind w:left="360"/>
+        <w:rPr>
+          <w:sz w:val="28"/>
+          <w:szCs w:val="28"/>
+          <w:highlight w:val="yellow"/>
+          <w:lang w:eastAsia="pt-BR"/>
+        </w:rPr>
+      </w:pPr>
+      <w:r>
+        <w:rPr>
+          <w:sz w:val="28"/>
+          <w:szCs w:val="28"/>
+          <w:highlight w:val="yellow"/>
+          <w:lang w:eastAsia="pt-BR"/>
+        </w:rPr>
+        <w:t>VALOR MEDIDO MUDAR PRA “ECOAT”</w:t>
+      </w:r>
+    </w:p>
+    <w:p>
+      <w:pPr>
+        <w:spacing w:after="0"/>
+        <w:ind w:left="360"/>
+        <w:rPr>
+          <w:sz w:val="28"/>
+          <w:szCs w:val="28"/>
+          <w:lang w:eastAsia="pt-BR"/>
+        </w:rPr>
+      </w:pPr>
+      <w:r>
+        <w:rPr>
+          <w:sz w:val="28"/>
+          <w:szCs w:val="28"/>
+          <w:highlight w:val="yellow"/>
+          <w:lang w:eastAsia="pt-BR"/>
+        </w:rPr>
+        <w:t>RESULTADO RETORNAR O MENOR VALOR DA ECOAT.</w:t>
+      </w:r>
+    </w:p>
+    <w:p>
+      <w:pPr>
+        <w:spacing w:after="0"/>
+        <w:ind w:left="360"/>
+        <w:rPr>
+          <w:sz w:val="28"/>
+          <w:szCs w:val="28"/>
+          <w:lang w:eastAsia="pt-BR"/>
+        </w:rPr>
+      </w:pPr>
+      <w:r>
+        <w:rPr>
+          <w:sz w:val="28"/>
+          <w:szCs w:val="28"/>
+          <w:highlight w:val="yellow"/>
+          <w:lang w:eastAsia="pt-BR"/>
+        </w:rPr>
+        <w:t>-</w:t>
+      </w:r>
+      <w:r>
+        <w:rPr>
+          <w:sz w:val="28"/>
+          <w:szCs w:val="28"/>
+          <w:highlight w:val="yellow"/>
+          <w:lang w:eastAsia="pt-BR"/>
+        </w:rPr>
+        <w:t>ASPECTO COLOCAR + PRA ADICIOANAR OUTRA LINHA</w:t>
       </w:r>
     </w:p>
     <w:sectPr>
@@ -2446,6 +2492,7 @@
   <w:style w:type="character" w:default="1" w:styleId="Fontepargpadro">
     <w:name w:val="Default Paragraph Font"/>
     <w:uiPriority w:val="1"/>
+    <w:semiHidden/>
     <w:unhideWhenUsed/>
   </w:style>
   <w:style w:type="table" w:default="1" w:styleId="Tabelanormal">
